--- a/fra/docx/22.content.docx
+++ b/fra/docx/22.content.docx
@@ -231,19 +231,7 @@
         <w:rPr>
           <w:lang w:val="fr_FR" w:bidi="fr_FR"/>
         </w:rPr>
-        <w:t xml:space="preserve">Ce verset est à l'origine du titre du livre en anglais. Formellement, c'est une inscription qui sert comme page de titre du livre, indiquant le genre (cantique) et un lien avec l'auteur probable d'une partie ou de tout le livre (voir </w:t>
-      </w:r>
-      <w:r>
-        <w:rPr>
-          <w:lang w:val="fr_FR" w:bidi="fr_FR"/>
-        </w:rPr>
-        <w:t>Introduction au livre du Cantique des Cantiques</w:t>
-      </w:r>
-      <w:r>
-        <w:rPr>
-          <w:lang w:val="fr_FR" w:bidi="fr_FR"/>
-        </w:rPr>
-        <w:t xml:space="preserve">, "Auteur"). Le terme cantique des cantiques peut être compris comme un superlatif montrant que c'est le plus grand, le meilleur ou le plus sublime, ce qui signifie probablement qu'il est plus merveilleux que n'importe lequel des 1 005 cantiques de Salomon (voir </w:t>
+        <w:t xml:space="preserve">Ce verset est à l'origine du titre du livre en anglais. Formellement, c'est une inscription qui sert comme page de titre du livre, indiquant le genre (cantique) et un lien avec l'auteur probable d'une partie ou de tout le livre (voir Introduction au livre du Cantique des Cantiques, "Auteur"). Le terme cantique des cantiques peut être compris comme un superlatif montrant que c'est le plus grand, le meilleur ou le plus sublime, ce qui signifie probablement qu'il est plus merveilleux que n'importe lequel des 1 005 cantiques de Salomon (voir </w:t>
       </w:r>
       <w:r>
         <w:rPr>
